--- a/docs/Technical Documentation Format-Mageshkannan.docx
+++ b/docs/Technical Documentation Format-Mageshkannan.docx
@@ -558,7 +558,7 @@
     </w:p>
     <w:sdt>
       <w:sdtPr>
-        <w:id w:val="809035069"/>
+        <w:id w:val="-842485855"/>
         <w:docPartObj>
           <w:docPartGallery w:val="Table of Contents"/>
           <w:docPartUnique w:val="1"/>
@@ -6480,14 +6480,14 @@
           <w:bCs w:val="1"/>
           <w:rtl w:val="0"/>
         </w:rPr>
-        <w:t xml:space="preserve">Authentication Errors</w:t>
-      </w:r>
-      <w:r>
-        <w:rPr>
-          <w:rFonts w:ascii="Calibri" w:cs="Calibri" w:eastAsia="Calibri" w:hAnsi="Calibri"/>
-          <w:rtl w:val="0"/>
-        </w:rPr>
-        <w:t xml:space="preserve"> - Unauthorized requests return appropriate authentication error responses.</w:t>
+        <w:t xml:space="preserve">Internal Server Errors</w:t>
+      </w:r>
+      <w:r>
+        <w:rPr>
+          <w:rFonts w:ascii="Calibri" w:cs="Calibri" w:eastAsia="Calibri" w:hAnsi="Calibri"/>
+          <w:rtl w:val="0"/>
+        </w:rPr>
+        <w:t xml:space="preserve"> - Unexpected application errors are handled and returned as 500 Internal Server Errors.</w:t>
       </w:r>
     </w:p>
     <w:p>
@@ -6510,36 +6510,6 @@
           <w:bCs w:val="1"/>
           <w:rtl w:val="0"/>
         </w:rPr>
-        <w:t xml:space="preserve">Internal Server Errors</w:t>
-      </w:r>
-      <w:r>
-        <w:rPr>
-          <w:rFonts w:ascii="Calibri" w:cs="Calibri" w:eastAsia="Calibri" w:hAnsi="Calibri"/>
-          <w:rtl w:val="0"/>
-        </w:rPr>
-        <w:t xml:space="preserve"> - Unexpected application errors are handled and returned as 500 Internal Server Errors.</w:t>
-      </w:r>
-    </w:p>
-    <w:p>
-      <w:pPr>
-        <w:numPr>
-          <w:ilvl w:val="0"/>
-          <w:numId w:val="32"/>
-        </w:numPr>
-        <w:spacing w:after="0" w:afterAutospacing="0"/>
-        <w:ind w:left="720" w:hanging="360"/>
-        <w:rPr>
-          <w:rFonts w:ascii="Calibri" w:cs="Calibri" w:eastAsia="Calibri" w:hAnsi="Calibri"/>
-          <w:u w:val="none"/>
-        </w:rPr>
-      </w:pPr>
-      <w:r>
-        <w:rPr>
-          <w:rFonts w:ascii="Calibri" w:cs="Calibri" w:eastAsia="Calibri" w:hAnsi="Calibri"/>
-          <w:b w:val="1"/>
-          <w:bCs w:val="1"/>
-          <w:rtl w:val="0"/>
-        </w:rPr>
         <w:t xml:space="preserve">API Error Responses</w:t>
       </w:r>
       <w:r>
@@ -6765,14 +6735,14 @@
           <w:bCs w:val="1"/>
           <w:rtl w:val="0"/>
         </w:rPr>
-        <w:t xml:space="preserve">Authentication</w:t>
-      </w:r>
-      <w:r>
-        <w:rPr>
-          <w:rFonts w:ascii="Calibri" w:cs="Calibri" w:eastAsia="Calibri" w:hAnsi="Calibri"/>
-          <w:rtl w:val="0"/>
-        </w:rPr>
-        <w:t xml:space="preserve"> → Users are authenticated before accessing protected API endpoints (e.g., using JWT or OAuth2). </w:t>
+        <w:t xml:space="preserve">Database Security</w:t>
+      </w:r>
+      <w:r>
+        <w:rPr>
+          <w:rFonts w:ascii="Calibri" w:cs="Calibri" w:eastAsia="Calibri" w:hAnsi="Calibri"/>
+          <w:rtl w:val="0"/>
+        </w:rPr>
+        <w:t xml:space="preserve"> - Sensitive configuration details, such as database credentials, are stored securely using environment variables.</w:t>
       </w:r>
     </w:p>
     <w:p>
@@ -6795,14 +6765,14 @@
           <w:bCs w:val="1"/>
           <w:rtl w:val="0"/>
         </w:rPr>
-        <w:t xml:space="preserve">Authorization</w:t>
-      </w:r>
-      <w:r>
-        <w:rPr>
-          <w:rFonts w:ascii="Calibri" w:cs="Calibri" w:eastAsia="Calibri" w:hAnsi="Calibri"/>
-          <w:rtl w:val="0"/>
-        </w:rPr>
-        <w:t xml:space="preserve"> → Role-Based Access Control (RBAC) ensures users can only perform actions permitted by their assigned roles. </w:t>
+        <w:t xml:space="preserve">CORS Protection</w:t>
+      </w:r>
+      <w:r>
+        <w:rPr>
+          <w:rFonts w:ascii="Calibri" w:cs="Calibri" w:eastAsia="Calibri" w:hAnsi="Calibri"/>
+          <w:rtl w:val="0"/>
+        </w:rPr>
+        <w:t xml:space="preserve"> - Cross-Origin Resource Sharing (CORS) policies restrict API access to authorized client applications.</w:t>
       </w:r>
     </w:p>
     <w:p>
@@ -6825,96 +6795,6 @@
           <w:bCs w:val="1"/>
           <w:rtl w:val="0"/>
         </w:rPr>
-        <w:t xml:space="preserve">Data Encryption</w:t>
-      </w:r>
-      <w:r>
-        <w:rPr>
-          <w:rFonts w:ascii="Calibri" w:cs="Calibri" w:eastAsia="Calibri" w:hAnsi="Calibri"/>
-          <w:rtl w:val="0"/>
-        </w:rPr>
-        <w:t xml:space="preserve"> - Communication between the client and server is secured using HTTPS.</w:t>
-      </w:r>
-    </w:p>
-    <w:p>
-      <w:pPr>
-        <w:numPr>
-          <w:ilvl w:val="0"/>
-          <w:numId w:val="4"/>
-        </w:numPr>
-        <w:spacing w:after="0" w:afterAutospacing="0"/>
-        <w:ind w:left="720" w:hanging="360"/>
-        <w:rPr>
-          <w:rFonts w:ascii="Calibri" w:cs="Calibri" w:eastAsia="Calibri" w:hAnsi="Calibri"/>
-          <w:u w:val="none"/>
-        </w:rPr>
-      </w:pPr>
-      <w:r>
-        <w:rPr>
-          <w:rFonts w:ascii="Calibri" w:cs="Calibri" w:eastAsia="Calibri" w:hAnsi="Calibri"/>
-          <w:b w:val="1"/>
-          <w:bCs w:val="1"/>
-          <w:rtl w:val="0"/>
-        </w:rPr>
-        <w:t xml:space="preserve">Database Security</w:t>
-      </w:r>
-      <w:r>
-        <w:rPr>
-          <w:rFonts w:ascii="Calibri" w:cs="Calibri" w:eastAsia="Calibri" w:hAnsi="Calibri"/>
-          <w:rtl w:val="0"/>
-        </w:rPr>
-        <w:t xml:space="preserve"> - Sensitive configuration details, such as database credentials, are stored securely using environment variables.</w:t>
-      </w:r>
-    </w:p>
-    <w:p>
-      <w:pPr>
-        <w:numPr>
-          <w:ilvl w:val="0"/>
-          <w:numId w:val="4"/>
-        </w:numPr>
-        <w:spacing w:after="0" w:afterAutospacing="0"/>
-        <w:ind w:left="720" w:hanging="360"/>
-        <w:rPr>
-          <w:rFonts w:ascii="Calibri" w:cs="Calibri" w:eastAsia="Calibri" w:hAnsi="Calibri"/>
-          <w:u w:val="none"/>
-        </w:rPr>
-      </w:pPr>
-      <w:r>
-        <w:rPr>
-          <w:rFonts w:ascii="Calibri" w:cs="Calibri" w:eastAsia="Calibri" w:hAnsi="Calibri"/>
-          <w:b w:val="1"/>
-          <w:bCs w:val="1"/>
-          <w:rtl w:val="0"/>
-        </w:rPr>
-        <w:t xml:space="preserve">CORS Protection</w:t>
-      </w:r>
-      <w:r>
-        <w:rPr>
-          <w:rFonts w:ascii="Calibri" w:cs="Calibri" w:eastAsia="Calibri" w:hAnsi="Calibri"/>
-          <w:rtl w:val="0"/>
-        </w:rPr>
-        <w:t xml:space="preserve"> - Cross-Origin Resource Sharing (CORS) policies restrict API access to authorized client applications.</w:t>
-      </w:r>
-    </w:p>
-    <w:p>
-      <w:pPr>
-        <w:numPr>
-          <w:ilvl w:val="0"/>
-          <w:numId w:val="4"/>
-        </w:numPr>
-        <w:spacing w:after="0" w:afterAutospacing="0"/>
-        <w:ind w:left="720" w:hanging="360"/>
-        <w:rPr>
-          <w:rFonts w:ascii="Calibri" w:cs="Calibri" w:eastAsia="Calibri" w:hAnsi="Calibri"/>
-          <w:u w:val="none"/>
-        </w:rPr>
-      </w:pPr>
-      <w:r>
-        <w:rPr>
-          <w:rFonts w:ascii="Calibri" w:cs="Calibri" w:eastAsia="Calibri" w:hAnsi="Calibri"/>
-          <w:b w:val="1"/>
-          <w:bCs w:val="1"/>
-          <w:rtl w:val="0"/>
-        </w:rPr>
         <w:t xml:space="preserve">Error Handling</w:t>
       </w:r>
       <w:r>
@@ -7494,12 +7374,12 @@
           <wp:inline distB="114300" distT="114300" distL="114300" distR="114300">
             <wp:extent cx="5486400" cy="3060700"/>
             <wp:effectExtent b="0" l="0" r="0" t="0"/>
-            <wp:docPr id="5" name="image5.png"/>
+            <wp:docPr id="5" name="image1.png"/>
             <a:graphic>
               <a:graphicData uri="http://schemas.openxmlformats.org/drawingml/2006/picture">
                 <pic:pic>
                   <pic:nvPicPr>
-                    <pic:cNvPr id="0" name="image5.png"/>
+                    <pic:cNvPr id="0" name="image1.png"/>
                     <pic:cNvPicPr preferRelativeResize="0"/>
                   </pic:nvPicPr>
                   <pic:blipFill>
@@ -14592,66 +14472,6 @@
           <w:bCs w:val="1"/>
           <w:rtl w:val="0"/>
         </w:rPr>
-        <w:t xml:space="preserve">Authentication</w:t>
-        <w:br w:type="textWrapping"/>
-      </w:r>
-      <w:r>
-        <w:rPr>
-          <w:rFonts w:ascii="Calibri" w:cs="Calibri" w:eastAsia="Calibri" w:hAnsi="Calibri"/>
-          <w:rtl w:val="0"/>
-        </w:rPr>
-        <w:t xml:space="preserve">The process of verifying the identity of a user or system.</w:t>
-      </w:r>
-    </w:p>
-    <w:p>
-      <w:pPr>
-        <w:numPr>
-          <w:ilvl w:val="0"/>
-          <w:numId w:val="21"/>
-        </w:numPr>
-        <w:spacing w:after="0" w:afterAutospacing="0" w:before="0" w:beforeAutospacing="0" w:lineRule="auto"/>
-        <w:ind w:left="720" w:hanging="360"/>
-        <w:rPr>
-          <w:rFonts w:ascii="Calibri" w:cs="Calibri" w:eastAsia="Calibri" w:hAnsi="Calibri"/>
-        </w:rPr>
-      </w:pPr>
-      <w:r>
-        <w:rPr>
-          <w:rFonts w:ascii="Calibri" w:cs="Calibri" w:eastAsia="Calibri" w:hAnsi="Calibri"/>
-          <w:b w:val="1"/>
-          <w:bCs w:val="1"/>
-          <w:rtl w:val="0"/>
-        </w:rPr>
-        <w:t xml:space="preserve">Authorization</w:t>
-        <w:br w:type="textWrapping"/>
-      </w:r>
-      <w:r>
-        <w:rPr>
-          <w:rFonts w:ascii="Calibri" w:cs="Calibri" w:eastAsia="Calibri" w:hAnsi="Calibri"/>
-          <w:rtl w:val="0"/>
-        </w:rPr>
-        <w:t xml:space="preserve">The process of determining what actions a user is allowed to perform.</w:t>
-      </w:r>
-    </w:p>
-    <w:p>
-      <w:pPr>
-        <w:numPr>
-          <w:ilvl w:val="0"/>
-          <w:numId w:val="21"/>
-        </w:numPr>
-        <w:spacing w:after="0" w:afterAutospacing="0" w:before="0" w:beforeAutospacing="0" w:lineRule="auto"/>
-        <w:ind w:left="720" w:hanging="360"/>
-        <w:rPr>
-          <w:rFonts w:ascii="Calibri" w:cs="Calibri" w:eastAsia="Calibri" w:hAnsi="Calibri"/>
-        </w:rPr>
-      </w:pPr>
-      <w:r>
-        <w:rPr>
-          <w:rFonts w:ascii="Calibri" w:cs="Calibri" w:eastAsia="Calibri" w:hAnsi="Calibri"/>
-          <w:b w:val="1"/>
-          <w:bCs w:val="1"/>
-          <w:rtl w:val="0"/>
-        </w:rPr>
         <w:t xml:space="preserve">AWS Bedrock</w:t>
         <w:br w:type="textWrapping"/>
       </w:r>
@@ -29074,12 +28894,12 @@
           <wp:extent cx="1043940" cy="321945"/>
           <wp:effectExtent b="0" l="0" r="0" t="0"/>
           <wp:wrapSquare wrapText="bothSides" distB="0" distT="0" distL="114300" distR="114300"/>
-          <wp:docPr descr="A black and orange logo&#10;&#10;AI-generated content may be incorrect." id="4" name="image1.png"/>
+          <wp:docPr descr="A black and orange logo&#10;&#10;AI-generated content may be incorrect." id="4" name="image5.png"/>
           <a:graphic>
             <a:graphicData uri="http://schemas.openxmlformats.org/drawingml/2006/picture">
               <pic:pic>
                 <pic:nvPicPr>
-                  <pic:cNvPr descr="A black and orange logo&#10;&#10;AI-generated content may be incorrect." id="0" name="image1.png"/>
+                  <pic:cNvPr descr="A black and orange logo&#10;&#10;AI-generated content may be incorrect." id="0" name="image5.png"/>
                   <pic:cNvPicPr preferRelativeResize="0"/>
                 </pic:nvPicPr>
                 <pic:blipFill>
